--- a/docs/weekly-reports/Week5-ProgressReport.docx
+++ b/docs/weekly-reports/Week5-ProgressReport.docx
@@ -20,22 +20,17 @@
         <w:pStyle w:val="Heading1"/>
       </w:pPr>
       <w:r>
-        <w:t>Work completed against the weekly objectives</w:t>
+        <w:t>Work completed against weekly objectives</w:t>
       </w:r>
     </w:p>
     <w:p>
       <w:r>
-        <w:t>This week we moved from individual tool calls to a workflow that can decide what to do after each result. The task is deliberately small: take a failure reported by a user, look for relevant project requirements and prepare one local issue draft for review. The agent does not run the failing test itself.</w:t>
+        <w:t>The bounded task is failure triage and draft preparation. Given a failure reported by a user, the agent looks for project evidence and may save one local issue draft. It does not execute the failing test itself. The workflow follows Sense, Decide, Validate, Act and Observe, then stops or plans another step.</w:t>
       </w:r>
     </w:p>
     <w:p>
       <w:r>
-        <w:t>The workflow follows Sense, Decide, Validate, Act and Observe, then either stops or plans the next step. Qwen3 chooses between retrieving project evidence, preparing a draft and asking the user for more information. The application checks the decision before allowing a tool to run. A new triage form connects this workflow to the Flask application.</w:t>
-      </w:r>
-    </w:p>
-    <w:p>
-      <w:r>
-        <w:t>The task contract describes the input, approved actions, state and stopping rules. An editable draw.io diagram shows the Week 5 architecture. Each run is designed to record its decisions, tool results and final stop reason so that the team can inspect how the agent reached its outcome.</w:t>
+        <w:t>The planner now reads agent-planner-v1.1.txt and calls qwen/qwen3.8-27b through Groq. Code checks each decision before dispatching an approved tool. The task contract and editable architecture describe the workflow, its state and the human hand-off boundary.</w:t>
       </w:r>
     </w:p>
     <w:p>
@@ -43,22 +38,17 @@
         <w:pStyle w:val="Heading1"/>
       </w:pPr>
       <w:r>
-        <w:t>Key engineering decisions</w:t>
+        <w:t>Key engineering decisions and reasons</w:t>
       </w:r>
     </w:p>
     <w:p>
       <w:r>
-        <w:t>We kept the scope at failure triage and draft preparation because both fit the tools already built in Week 4. The agent must complete a retrieval before it can save a draft. If the search finds no useful evidence, it can try different wording or ask for help. A successful search call is not treated as proof that the failure has been explained.</w:t>
+        <w:t>Limits remain six iterations, three retrieval attempts and one draft. Two consecutive tool failures or two invalid decisions stop the run. The 900-second time budget is checked between iterations; a model request already running can finish after that point.</w:t>
       </w:r>
     </w:p>
     <w:p>
       <w:r>
-        <w:t>Limits are enforced in code: six iterations, three retrieval attempts and one draft per run. Two consecutive tool failures or two invalid decisions stop the run. A 900-second time budget is checked between iterations. This prevents an open-ended loop, although a model call already in progress may finish after that budget.</w:t>
-      </w:r>
-    </w:p>
-    <w:p>
-      <w:r>
-        <w:t>The failure title, test identifier, expected result and actual result come from the user’s report. The model can add analysis, but that analysis is labelled unverified. This keeps a model suggestion from replacing the facts the user supplied. Drafts stay local and unsubmitted; test execution, shell commands, publishing, merging and deployment remain blocked.</w:t>
+        <w:t>A retrieval call must complete before drafting. It may return no useful sources, in which case the draft records the lack of linkage. Failure facts come from the user’s report. Any model analysis is labelled unverified, and all drafts remain local and unsubmitted.</w:t>
       </w:r>
     </w:p>
     <w:p>
@@ -66,17 +56,17 @@
         <w:pStyle w:val="Heading1"/>
       </w:pPr>
       <w:r>
-        <w:t>Progress against the Week 5 deliverables</w:t>
+        <w:t>Failures and current response</w:t>
       </w:r>
     </w:p>
     <w:p>
       <w:r>
-        <w:t>The agent task contract, draw.io architecture and bounded workflow are present. The automated checks cover completion, re-planning, limits and hand-off behaviour. The remaining evidence gap is the three saved execution traces required by the brief, including a failure and recovery case.</w:t>
+        <w:t>The full offline suite passed 54 tests. The agent checks cover completion, re-planning, validation, limits and hand-off using scripted decisions. These checks exercise the orchestrator but do not establish how reliably the live model plans.</w:t>
       </w:r>
     </w:p>
     <w:p>
       <w:r>
-        <w:br w:type="page"/>
+        <w:t>Three current live traces, including a failure and recovery case, remain outstanding. The verification runner includes normal, adversarial and labelled injected-failure scenarios, but the 16 October run stopped at a Groq rate limit before reaching them. No successful Groq agent demonstration is claimed.</w:t>
       </w:r>
     </w:p>
     <w:p>
@@ -84,20 +74,91 @@
         <w:pStyle w:val="Heading1"/>
       </w:pPr>
       <w:r>
-        <w:lastRenderedPageBreak/>
-        <w:t>Challenges and our response</w:t>
+        <w:t>Links to evidence</w:t>
       </w:r>
     </w:p>
     <w:p>
       <w:r>
-        <w:t>The main challenge is keeping the agent useful without giving it more authority than the task needs. Asking the model to follow limits is not enough, so the application checks the action, input and remaining budget at every step. Any stop other than successful draft creation returns control to the user.</w:t>
+        <w:t>Agent checks: tests/test_agent.py and evidence/traces/week5_agent_tests.json. Full run: evidence/traces/offline_verification_20261016.json. Live scenario runner: scripts/verify_groq_workflows.py.</w:t>
+      </w:r>
+    </w:p>
+    <w:p>
+      <w:pPr>
+        <w:pStyle w:val="Heading1"/>
+      </w:pPr>
+      <w:r>
+        <w:t>Individual contribution summary</w:t>
+      </w:r>
+    </w:p>
+    <w:p>
+      <w:bookmarkStart w:id="0" w:name="_Hlk243074227"/>
+      <w:r>
+        <w:t>Onyanga</w:t>
+      </w:r>
+      <w:r>
+        <w:t xml:space="preserve"> Ambrose</w:t>
+      </w:r>
+      <w:r>
+        <w:t xml:space="preserve">: </w:t>
+      </w:r>
+      <w:r>
+        <w:t>Bounded agent work flow</w:t>
       </w:r>
     </w:p>
     <w:p>
       <w:r>
-        <w:t>Retrieval still uses keyword-based matching over a small project corpus. A returned source may be relevant without explaining the reported failure, so the draft needs human review. Local model inference is also slow. The next demonstration should check the full workflow under these conditions rather than relying only on scripted decisions.</w:t>
+        <w:t xml:space="preserve">Byali Macqueline Leya: </w:t>
+      </w:r>
+      <w:r>
+        <w:t>Agent task contract</w:t>
       </w:r>
     </w:p>
+    <w:p>
+      <w:r>
+        <w:t xml:space="preserve">Angom Joyce Rita:  </w:t>
+      </w:r>
+      <w:r>
+        <w:t>Agent Architecture diagram</w:t>
+      </w:r>
+    </w:p>
+    <w:p>
+      <w:r>
+        <w:t>Nuwagaba Jerome B</w:t>
+      </w:r>
+      <w:r>
+        <w:t>ill</w:t>
+      </w:r>
+      <w:r>
+        <w:t xml:space="preserve">: </w:t>
+      </w:r>
+      <w:r>
+        <w:t>Week 5 report</w:t>
+      </w:r>
+    </w:p>
+    <w:p>
+      <w:r>
+        <w:t xml:space="preserve">Okoth </w:t>
+      </w:r>
+      <w:r>
+        <w:t>Vi</w:t>
+      </w:r>
+      <w:r>
+        <w:t>c</w:t>
+      </w:r>
+      <w:r>
+        <w:t>t</w:t>
+      </w:r>
+      <w:r>
+        <w:t>or:</w:t>
+      </w:r>
+      <w:r>
+        <w:t xml:space="preserve">  </w:t>
+      </w:r>
+      <w:r>
+        <w:t>Failure analysis</w:t>
+      </w:r>
+    </w:p>
+    <w:bookmarkEnd w:id="0"/>
     <w:p>
       <w:pPr>
         <w:pStyle w:val="Heading1"/>
@@ -108,7 +169,7 @@
     </w:p>
     <w:p>
       <w:r>
-        <w:t>First, capture the three Week 5 traces and inspect the failure and recovery case. Then make the workflow state explicit for Week 6 and choose one justified use of persistent memory. Document what will be stored, access, retention and deletion, and prepare the external integration or MCP-style interface specification.</w:t>
+        <w:t>Capture and inspect the three live traces when the quota permits. For Week 6, keep persistent memory limited to earlier triage summaries, make state transitions visible, and document access, retention, deletion and the query interface.</w:t>
       </w:r>
     </w:p>
     <w:sectPr>
@@ -813,7 +874,7 @@
       <w:rFonts w:asciiTheme="majorHAnsi" w:eastAsiaTheme="majorEastAsia" w:hAnsiTheme="majorHAnsi" w:cstheme="majorBidi"/>
       <w:b/>
       <w:bCs/>
-      <w:color w:val="4F81BD" w:themeColor="accent1"/>
+      <w:color w:val="000000"/>
       <w:sz w:val="26"/>
       <w:szCs w:val="26"/>
     </w:rPr>
@@ -1157,7 +1218,7 @@
       <w:rFonts w:asciiTheme="majorHAnsi" w:eastAsiaTheme="majorEastAsia" w:hAnsiTheme="majorHAnsi" w:cstheme="majorBidi"/>
       <w:i/>
       <w:iCs/>
-      <w:color w:val="4F81BD" w:themeColor="accent1"/>
+      <w:color w:val="000000"/>
       <w:spacing w:val="15"/>
       <w:sz w:val="24"/>
       <w:szCs w:val="24"/>

--- a/docs/weekly-reports/Week5-ProgressReport.docx
+++ b/docs/weekly-reports/Week5-ProgressReport.docx
@@ -79,7 +79,7 @@
     </w:p>
     <w:p>
       <w:r>
-        <w:t>Agent checks: tests/test_agent.py and evidence/traces/week5_agent_tests.json. Full run: evidence/traces/offline_verification_20261016.json. Live scenario runner: scripts/verify_groq_workflows.py.</w:t>
+        <w:t>Agent checks: tests/test_agent.py and evidence/traces/week5_agent_tests.json. Full run: evidence/traces/offline_verification_20261016.json. Live scenario runner: scripts/verify_milestones.py.</w:t>
       </w:r>
     </w:p>
     <w:p>
@@ -170,6 +170,11 @@
     <w:p>
       <w:r>
         <w:t>Capture and inspect the three live traces when the quota permits. For Week 6, keep persistent memory limited to earlier triage summaries, make state transitions visible, and document access, retention, deletion and the query interface.</w:t>
+      </w:r>
+    </w:p>
+    <w:p>
+      <w:r>
+        <w:t>Revision 22 October 2026: 66 offline checks passed. Current RAG, tool, three selected agent traces and memory evidence are indexed in evidence/final/README.md. The 36 final scenarios are NOT RUN. Earlier milestone results describe their original configuration.</w:t>
       </w:r>
     </w:p>
     <w:sectPr>

--- a/docs/weekly-reports/Week5-ProgressReport.docx
+++ b/docs/weekly-reports/Week5-ProgressReport.docx
@@ -30,7 +30,7 @@
     </w:p>
     <w:p>
       <w:r>
-        <w:t>The planner now reads agent-planner-v1.1.txt and calls qwen/qwen3.8-27b through Groq. Code checks each decision before dispatching an approved tool. The task contract and editable architecture describe the workflow, its state and the human hand-off boundary.</w:t>
+        <w:t>Our planner now reads agent-planner-v1.1.txt and calls qwen/qwen3.8-27b through Groq. Code checks each decision before dispatching an approved tool. The task contract and editable architecture describe the workflow, its state and the human hand-off boundary.</w:t>
       </w:r>
     </w:p>
     <w:p>
@@ -65,11 +65,6 @@
       </w:r>
     </w:p>
     <w:p>
-      <w:r>
-        <w:t>Three current live traces, including a failure and recovery case, remain outstanding. The verification runner includes normal, adversarial and labelled injected-failure scenarios, but the 16 October run stopped at a Groq rate limit before reaching them. No successful Groq agent demonstration is claimed.</w:t>
-      </w:r>
-    </w:p>
-    <w:p>
       <w:pPr>
         <w:pStyle w:val="Heading1"/>
       </w:pPr>
@@ -79,7 +74,7 @@
     </w:p>
     <w:p>
       <w:r>
-        <w:t>Agent checks: tests/test_agent.py and evidence/traces/week5_agent_tests.json. Full run: evidence/traces/offline_verification_20261016.json. Live scenario runner: scripts/verify_milestones.py.</w:t>
+        <w:t>Repository evidence: src/agent.py; src/agent_contracts.py; prompts/agent-planner-v1.1.txt; tests/test_agent.py; docs/architecture/week5-agent-task-contract-final.md; docs/architecture/week5-agent-architecture.drawio; evidence/final/README.md.</w:t>
       </w:r>
     </w:p>
     <w:p>
@@ -169,14 +164,10 @@
     </w:p>
     <w:p>
       <w:r>
-        <w:t>Capture and inspect the three live traces when the quota permits. For Week 6, keep persistent memory limited to earlier triage summaries, make state transitions visible, and document access, retention, deletion and the query interface.</w:t>
+        <w:t>We keep persistent memory limited to earlier triage summaries, make state transitions visible, and document access, retention, deletion and the query interface.</w:t>
       </w:r>
     </w:p>
-    <w:p>
-      <w:r>
-        <w:t>Revision 22 October 2026: 66 offline checks passed. Current RAG, tool, three selected agent traces and memory evidence are indexed in evidence/final/README.md. The 36 final scenarios are NOT RUN. Earlier milestone results describe their original configuration.</w:t>
-      </w:r>
-    </w:p>
+    <w:p/>
     <w:sectPr>
       <w:pgSz w:w="12240" w:h="15840"/>
       <w:pgMar w:top="936" w:right="1008" w:bottom="936" w:left="1008" w:header="720" w:footer="720" w:gutter="0"/>
